--- a/klagomål/A 10563-2022 FSC-klagomål.docx
+++ b/klagomål/A 10563-2022 FSC-klagomål.docx
@@ -178,7 +178,7 @@
       <w:r>
         <w:drawing>
           <wp:inline xmlns:a="http://schemas.openxmlformats.org/drawingml/2006/main" xmlns:pic="http://schemas.openxmlformats.org/drawingml/2006/picture">
-            <wp:extent cx="5486400" cy="4910913"/>
+            <wp:extent cx="5486400" cy="4916236"/>
             <wp:docPr id="1" name="Picture 1"/>
             <wp:cNvGraphicFramePr>
               <a:graphicFrameLocks noChangeAspect="1"/>
@@ -199,7 +199,7 @@
                   <pic:spPr>
                     <a:xfrm>
                       <a:off x="0" y="0"/>
-                      <a:ext cx="5486400" cy="4910913"/>
+                      <a:ext cx="5486400" cy="4916236"/>
                     </a:xfrm>
                     <a:prstGeom prst="rect"/>
                   </pic:spPr>
@@ -221,7 +221,7 @@
     </w:p>
     <w:p>
       <w:r>
-        <w:t>I och inom 25 meter från avverkningsanmälan finns fynd av 68 naturvårdsarter, varav 40 är rödlistade, 19 är fridlysta, 41 är typiska (T) och 19 är signalarter (S): grynlav (EN), fläckporing (VU, T), gränsticka (VU, T), grönfink (VU, §4), knärot (VU, T, §8), kristallticka (VU), lateritticka (VU), liten sotlav (VU, T), mörk blåslav (VU, T), nordlig parasitporing (VU), blanksvart spiklav (NT), blå taggsvamp (NT, T), brunpudrad nållav (NT, T), dropptaggsvamp (NT, T), dvärgbägarlav (NT, T), Ernobius explanatus (NT), gröntagging (NT), harticka (NT, T), hornvaxskinn (NT), järnsparv (NT, §4), knottrig blåslav (NT, T), kötticka (NT), ladlav (NT, T), lappmes (NT, T, §4), lavskrika (NT, T, §4), lunglav (NT, T), rosenticka (NT, T), rynkskinn (NT, T), rödbrun blekspik (NT, T), rödvingetrast (NT, §4), skogsfru (NT, §8), skrovellav (NT, T), skuggblåslav (NT, T), tallticka (NT, T), talltita (NT, §4), ullticka (NT, T), vedskivlav (NT, T), vitplätt (NT), äggvaxskivling (NT), späd brosklav (DD, T), blodticka (S, T), bårdlav (S, T), finbräken (S, T), gräsull (S), grönkulla (S, T, §8), källmossa (S), källmossor (S), kärrtrumpetmossa (S), luddlav (S, T), plattlummer (S, T, §9), skinnlav (S, T), spindelblomster (S, T, §8), stuplav (S, T), svavelriska (S), trådticka (S, T), vedticka (S, T), vitvaxing agg. (S), ängsfingersvamp (S), ögonpyrola (S, T), bergfink (T, §4), järpe (T, §4), ormbär (T), spillkråka (T, §4), tjäder (T, §4), grönsiska (§4), kungsfågel (§4), brudsporre (§8) och revlummer (§9). Se Figur 1.</w:t>
+        <w:t>I och inom 25 meter från avverkningsanmälan finns fynd av 69 naturvårdsarter, varav 40 är rödlistade, 19 är fridlysta, 41 är typiska (T) och 20 är signalarter (S): grynlav (EN), fläckporing (VU, T), gränsticka (VU, T), grönfink (VU, §4), knärot (VU, T, §8), kristallticka (VU), lateritticka (VU), liten sotlav (VU, T), mörk blåslav (VU, T), nordlig parasitporing (VU), blanksvart spiklav (NT), blå taggsvamp (NT, T), brunpudrad nållav (NT, T), dropptaggsvamp (NT, T), dvärgbägarlav (NT, T), Ernobius explanatus (NT), gröntagging (NT), harticka (NT, T), hornvaxskinn (NT), järnsparv (NT, §4), knottrig blåslav (NT, T), kötticka (NT), ladlav (NT, T), lappmes (NT, T, §4), lavskrika (NT, T, §4), lunglav (NT, T), rosenticka (NT, T), rynkskinn (NT, T), rödbrun blekspik (NT, T), rödvingetrast (NT, §4), skogsfru (NT, §8), skrovellav (NT, T), skuggblåslav (NT, T), tallticka (NT, T), talltita (NT, §4), ullticka (NT, T), vedskivlav (NT, T), vitplätt (NT), äggvaxskivling (NT), späd brosklav (DD, T), blodticka (S, T), bårdlav (S, T), diskvaxskivling (S), finbräken (S, T), gräsull (S), grönkulla (S, T, §8), källmossa (S), källmossor (S), kärrtrumpetmossa (S), luddlav (S, T), plattlummer (S, T, §9), skinnlav (S, T), spindelblomster (S, T, §8), stuplav (S, T), svavelriska (S), trådticka (S, T), vedticka (S, T), vitvaxing agg. (S), ängsfingersvamp (S), ögonpyrola (S, T), bergfink (T, §4), järpe (T, §4), ormbär (T), spillkråka (T, §4), tjäder (T, §4), grönsiska (§4), kungsfågel (§4), brudsporre (§8) och revlummer (§9). Se Figur 1.</w:t>
       </w:r>
     </w:p>
     <w:p>
@@ -1737,7 +1737,7 @@
         <w:rPr>
           <w:i/>
         </w:rPr>
-        <w:t>I det avverkningsanmälda skogsområdet har 59 rödlistade arter och signalarter påträffats. Detta ska jämföras med Skogsstyrelsens uppföljning 2017 av nyckelbiotoper som visade att man i genomsnitt hittar 20,6 olika rödlistade arter och signalarter i en nyckelbiotop (Wijk, S. 2017. Biologisk mångfald i nyckelbiotoper – Resultat från inventeringen “Uppföljning biologisk mångfald” 2009–2015. Rapport 4/2017 Skogsstyrelsen, Jönköping).</w:t>
+        <w:t>I det avverkningsanmälda skogsområdet har 60 rödlistade arter och signalarter påträffats. Detta ska jämföras med Skogsstyrelsens uppföljning 2017 av nyckelbiotoper som visade att man i genomsnitt hittar 20,6 olika rödlistade arter och signalarter i en nyckelbiotop (Wijk, S. 2017. Biologisk mångfald i nyckelbiotoper – Resultat från inventeringen “Uppföljning biologisk mångfald” 2009–2015. Rapport 4/2017 Skogsstyrelsen, Jönköping).</w:t>
       </w:r>
     </w:p>
     <w:p>
@@ -1766,7 +1766,7 @@
         <w:rPr>
           <w:i/>
         </w:rPr>
-        <w:t>I det avverkningsanmälda skogsområdet har 68 naturvårdsarter varav 40 rödlistade arter sina livsmiljöer och växtplatser.</w:t>
+        <w:t>I det avverkningsanmälda skogsområdet har 69 naturvårdsarter varav 40 rödlistade arter sina livsmiljöer och växtplatser.</w:t>
       </w:r>
     </w:p>
     <w:p>
@@ -2907,7 +2907,7 @@
     <w:r>
       <w:tab/>
       <w:tab/>
-      <w:t>2026-09-14</w:t>
+      <w:t>2026-09-15</w:t>
       <w:br/>
       <w:br/>
     </w:r>

--- a/klagomål/A 10563-2022 FSC-klagomål.docx
+++ b/klagomål/A 10563-2022 FSC-klagomål.docx
@@ -2907,7 +2907,7 @@
     <w:r>
       <w:tab/>
       <w:tab/>
-      <w:t>2026-09-15</w:t>
+      <w:t>2026-09-16</w:t>
       <w:br/>
       <w:br/>
     </w:r>

--- a/klagomål/A 10563-2022 FSC-klagomål.docx
+++ b/klagomål/A 10563-2022 FSC-klagomål.docx
@@ -2907,7 +2907,7 @@
     <w:r>
       <w:tab/>
       <w:tab/>
-      <w:t>2026-09-16</w:t>
+      <w:t>2026-09-17</w:t>
       <w:br/>
       <w:br/>
     </w:r>

--- a/klagomål/A 10563-2022 FSC-klagomål.docx
+++ b/klagomål/A 10563-2022 FSC-klagomål.docx
@@ -2907,7 +2907,7 @@
     <w:r>
       <w:tab/>
       <w:tab/>
-      <w:t>2026-09-17</w:t>
+      <w:t>2026-09-18</w:t>
       <w:br/>
       <w:br/>
     </w:r>

--- a/klagomål/A 10563-2022 FSC-klagomål.docx
+++ b/klagomål/A 10563-2022 FSC-klagomål.docx
@@ -178,7 +178,7 @@
       <w:r>
         <w:drawing>
           <wp:inline xmlns:a="http://schemas.openxmlformats.org/drawingml/2006/main" xmlns:pic="http://schemas.openxmlformats.org/drawingml/2006/picture">
-            <wp:extent cx="5486400" cy="4916236"/>
+            <wp:extent cx="5486400" cy="4910913"/>
             <wp:docPr id="1" name="Picture 1"/>
             <wp:cNvGraphicFramePr>
               <a:graphicFrameLocks noChangeAspect="1"/>
@@ -199,7 +199,7 @@
                   <pic:spPr>
                     <a:xfrm>
                       <a:off x="0" y="0"/>
-                      <a:ext cx="5486400" cy="4916236"/>
+                      <a:ext cx="5486400" cy="4910913"/>
                     </a:xfrm>
                     <a:prstGeom prst="rect"/>
                   </pic:spPr>
@@ -221,7 +221,7 @@
     </w:p>
     <w:p>
       <w:r>
-        <w:t>I och inom 25 meter från avverkningsanmälan finns fynd av 69 naturvårdsarter, varav 40 är rödlistade, 19 är fridlysta, 41 är typiska (T) och 20 är signalarter (S): grynlav (EN), fläckporing (VU, T), gränsticka (VU, T), grönfink (VU, §4), knärot (VU, T, §8), kristallticka (VU), lateritticka (VU), liten sotlav (VU, T), mörk blåslav (VU, T), nordlig parasitporing (VU), blanksvart spiklav (NT), blå taggsvamp (NT, T), brunpudrad nållav (NT, T), dropptaggsvamp (NT, T), dvärgbägarlav (NT, T), Ernobius explanatus (NT), gröntagging (NT), harticka (NT, T), hornvaxskinn (NT), järnsparv (NT, §4), knottrig blåslav (NT, T), kötticka (NT), ladlav (NT, T), lappmes (NT, T, §4), lavskrika (NT, T, §4), lunglav (NT, T), rosenticka (NT, T), rynkskinn (NT, T), rödbrun blekspik (NT, T), rödvingetrast (NT, §4), skogsfru (NT, §8), skrovellav (NT, T), skuggblåslav (NT, T), tallticka (NT, T), talltita (NT, §4), ullticka (NT, T), vedskivlav (NT, T), vitplätt (NT), äggvaxskivling (NT), späd brosklav (DD, T), blodticka (S, T), bårdlav (S, T), diskvaxskivling (S), finbräken (S, T), gräsull (S), grönkulla (S, T, §8), källmossa (S), källmossor (S), kärrtrumpetmossa (S), luddlav (S, T), plattlummer (S, T, §9), skinnlav (S, T), spindelblomster (S, T, §8), stuplav (S, T), svavelriska (S), trådticka (S, T), vedticka (S, T), vitvaxing agg. (S), ängsfingersvamp (S), ögonpyrola (S, T), bergfink (T, §4), järpe (T, §4), ormbär (T), spillkråka (T, §4), tjäder (T, §4), grönsiska (§4), kungsfågel (§4), brudsporre (§8) och revlummer (§9). Se Figur 1.</w:t>
+        <w:t>I och inom 25 meter från avverkningsanmälan finns fynd av 68 naturvårdsarter, varav 40 är rödlistade, 19 är fridlysta, 41 är typiska (T) och 19 är signalarter (S): grynlav (EN), fläckporing (VU, T), gränsticka (VU, T), grönfink (VU, §4), knärot (VU, T, §8), kristallticka (VU), lateritticka (VU), liten sotlav (VU, T), mörk blåslav (VU, T), nordlig parasitporing (VU), blanksvart spiklav (NT), blå taggsvamp (NT, T), brunpudrad nållav (NT, T), dropptaggsvamp (NT, T), dvärgbägarlav (NT, T), Ernobius explanatus (NT), gröntagging (NT), harticka (NT, T), hornvaxskinn (NT), järnsparv (NT, §4), knottrig blåslav (NT, T), kötticka (NT), ladlav (NT, T), lappmes (NT, T, §4), lavskrika (NT, T, §4), lunglav (NT, T), rosenticka (NT, T), rynkskinn (NT, T), rödbrun blekspik (NT, T), rödvingetrast (NT, §4), skogsfru (NT, §8), skrovellav (NT, T), skuggblåslav (NT, T), tallticka (NT, T), talltita (NT, §4), ullticka (NT, T), vedskivlav (NT, T), vitplätt (NT), äggvaxskivling (NT), späd brosklav (DD, T), blodticka (S, T), bårdlav (S, T), finbräken (S, T), gräsull (S), grönkulla (S, T, §8), källmossa (S), källmossor (S), kärrtrumpetmossa (S), luddlav (S, T), plattlummer (S, T, §9), skinnlav (S, T), spindelblomster (S, T, §8), stuplav (S, T), svavelriska (S), trådticka (S, T), vedticka (S, T), vitvaxing agg. (S), ängsfingersvamp (S), ögonpyrola (S, T), bergfink (T, §4), järpe (T, §4), ormbär (T), spillkråka (T, §4), tjäder (T, §4), grönsiska (§4), kungsfågel (§4), brudsporre (§8) och revlummer (§9). Se Figur 1.</w:t>
       </w:r>
     </w:p>
     <w:p>
@@ -1737,7 +1737,7 @@
         <w:rPr>
           <w:i/>
         </w:rPr>
-        <w:t>I det avverkningsanmälda skogsområdet har 60 rödlistade arter och signalarter påträffats. Detta ska jämföras med Skogsstyrelsens uppföljning 2017 av nyckelbiotoper som visade att man i genomsnitt hittar 20,6 olika rödlistade arter och signalarter i en nyckelbiotop (Wijk, S. 2017. Biologisk mångfald i nyckelbiotoper – Resultat från inventeringen “Uppföljning biologisk mångfald” 2009–2015. Rapport 4/2017 Skogsstyrelsen, Jönköping).</w:t>
+        <w:t>I det avverkningsanmälda skogsområdet har 59 rödlistade arter och signalarter påträffats. Detta ska jämföras med Skogsstyrelsens uppföljning 2017 av nyckelbiotoper som visade att man i genomsnitt hittar 20,6 olika rödlistade arter och signalarter i en nyckelbiotop (Wijk, S. 2017. Biologisk mångfald i nyckelbiotoper – Resultat från inventeringen “Uppföljning biologisk mångfald” 2009–2015. Rapport 4/2017 Skogsstyrelsen, Jönköping).</w:t>
       </w:r>
     </w:p>
     <w:p>
@@ -1766,7 +1766,7 @@
         <w:rPr>
           <w:i/>
         </w:rPr>
-        <w:t>I det avverkningsanmälda skogsområdet har 69 naturvårdsarter varav 40 rödlistade arter sina livsmiljöer och växtplatser.</w:t>
+        <w:t>I det avverkningsanmälda skogsområdet har 68 naturvårdsarter varav 40 rödlistade arter sina livsmiljöer och växtplatser.</w:t>
       </w:r>
     </w:p>
     <w:p>
@@ -2907,7 +2907,7 @@
     <w:r>
       <w:tab/>
       <w:tab/>
-      <w:t>2026-09-18</w:t>
+      <w:t>2026-09-19</w:t>
       <w:br/>
       <w:br/>
     </w:r>

--- a/klagomål/A 10563-2022 FSC-klagomål.docx
+++ b/klagomål/A 10563-2022 FSC-klagomål.docx
@@ -178,7 +178,7 @@
       <w:r>
         <w:drawing>
           <wp:inline xmlns:a="http://schemas.openxmlformats.org/drawingml/2006/main" xmlns:pic="http://schemas.openxmlformats.org/drawingml/2006/picture">
-            <wp:extent cx="5486400" cy="4910913"/>
+            <wp:extent cx="5486400" cy="4916236"/>
             <wp:docPr id="1" name="Picture 1"/>
             <wp:cNvGraphicFramePr>
               <a:graphicFrameLocks noChangeAspect="1"/>
@@ -199,7 +199,7 @@
                   <pic:spPr>
                     <a:xfrm>
                       <a:off x="0" y="0"/>
-                      <a:ext cx="5486400" cy="4910913"/>
+                      <a:ext cx="5486400" cy="4916236"/>
                     </a:xfrm>
                     <a:prstGeom prst="rect"/>
                   </pic:spPr>
@@ -221,7 +221,7 @@
     </w:p>
     <w:p>
       <w:r>
-        <w:t>I och inom 25 meter från avverkningsanmälan finns fynd av 68 naturvårdsarter, varav 40 är rödlistade, 19 är fridlysta, 41 är typiska (T) och 19 är signalarter (S): grynlav (EN), fläckporing (VU, T), gränsticka (VU, T), grönfink (VU, §4), knärot (VU, T, §8), kristallticka (VU), lateritticka (VU), liten sotlav (VU, T), mörk blåslav (VU, T), nordlig parasitporing (VU), blanksvart spiklav (NT), blå taggsvamp (NT, T), brunpudrad nållav (NT, T), dropptaggsvamp (NT, T), dvärgbägarlav (NT, T), Ernobius explanatus (NT), gröntagging (NT), harticka (NT, T), hornvaxskinn (NT), järnsparv (NT, §4), knottrig blåslav (NT, T), kötticka (NT), ladlav (NT, T), lappmes (NT, T, §4), lavskrika (NT, T, §4), lunglav (NT, T), rosenticka (NT, T), rynkskinn (NT, T), rödbrun blekspik (NT, T), rödvingetrast (NT, §4), skogsfru (NT, §8), skrovellav (NT, T), skuggblåslav (NT, T), tallticka (NT, T), talltita (NT, §4), ullticka (NT, T), vedskivlav (NT, T), vitplätt (NT), äggvaxskivling (NT), späd brosklav (DD, T), blodticka (S, T), bårdlav (S, T), finbräken (S, T), gräsull (S), grönkulla (S, T, §8), källmossa (S), källmossor (S), kärrtrumpetmossa (S), luddlav (S, T), plattlummer (S, T, §9), skinnlav (S, T), spindelblomster (S, T, §8), stuplav (S, T), svavelriska (S), trådticka (S, T), vedticka (S, T), vitvaxing agg. (S), ängsfingersvamp (S), ögonpyrola (S, T), bergfink (T, §4), järpe (T, §4), ormbär (T), spillkråka (T, §4), tjäder (T, §4), grönsiska (§4), kungsfågel (§4), brudsporre (§8) och revlummer (§9). Se Figur 1.</w:t>
+        <w:t>I och inom 25 meter från avverkningsanmälan finns fynd av 69 naturvårdsarter, varav 40 är rödlistade, 19 är fridlysta, 41 är typiska (T) och 20 är signalarter (S): grynlav (EN), fläckporing (VU, T), gränsticka (VU, T), grönfink (VU, §4), knärot (VU, T, §8), kristallticka (VU), lateritticka (VU), liten sotlav (VU, T), mörk blåslav (VU, T), nordlig parasitporing (VU), blanksvart spiklav (NT), blå taggsvamp (NT, T), brunpudrad nållav (NT, T), dropptaggsvamp (NT, T), dvärgbägarlav (NT, T), Ernobius explanatus (NT), gröntagging (NT), harticka (NT, T), hornvaxskinn (NT), järnsparv (NT, §4), knottrig blåslav (NT, T), kötticka (NT), ladlav (NT, T), lappmes (NT, T, §4), lavskrika (NT, T, §4), lunglav (NT, T), rosenticka (NT, T), rynkskinn (NT, T), rödbrun blekspik (NT, T), rödvingetrast (NT, §4), skogsfru (NT, §8), skrovellav (NT, T), skuggblåslav (NT, T), tallticka (NT, T), talltita (NT, §4), ullticka (NT, T), vedskivlav (NT, T), vitplätt (NT), äggvaxskivling (NT), späd brosklav (DD, T), blodticka (S, T), bårdlav (S, T), diskvaxskivling (S), finbräken (S, T), gräsull (S), grönkulla (S, T, §8), källmossa (S), källmossor (S), kärrtrumpetmossa (S), luddlav (S, T), plattlummer (S, T, §9), skinnlav (S, T), spindelblomster (S, T, §8), stuplav (S, T), svavelriska (S), trådticka (S, T), vedticka (S, T), vitvaxing agg. (S), ängsfingersvamp (S), ögonpyrola (S, T), bergfink (T, §4), järpe (T, §4), ormbär (T), spillkråka (T, §4), tjäder (T, §4), grönsiska (§4), kungsfågel (§4), brudsporre (§8) och revlummer (§9). Se Figur 1.</w:t>
       </w:r>
     </w:p>
     <w:p>
@@ -1737,7 +1737,7 @@
         <w:rPr>
           <w:i/>
         </w:rPr>
-        <w:t>I det avverkningsanmälda skogsområdet har 59 rödlistade arter och signalarter påträffats. Detta ska jämföras med Skogsstyrelsens uppföljning 2017 av nyckelbiotoper som visade att man i genomsnitt hittar 20,6 olika rödlistade arter och signalarter i en nyckelbiotop (Wijk, S. 2017. Biologisk mångfald i nyckelbiotoper – Resultat från inventeringen “Uppföljning biologisk mångfald” 2009–2015. Rapport 4/2017 Skogsstyrelsen, Jönköping).</w:t>
+        <w:t>I det avverkningsanmälda skogsområdet har 60 rödlistade arter och signalarter påträffats. Detta ska jämföras med Skogsstyrelsens uppföljning 2017 av nyckelbiotoper som visade att man i genomsnitt hittar 20,6 olika rödlistade arter och signalarter i en nyckelbiotop (Wijk, S. 2017. Biologisk mångfald i nyckelbiotoper – Resultat från inventeringen “Uppföljning biologisk mångfald” 2009–2015. Rapport 4/2017 Skogsstyrelsen, Jönköping).</w:t>
       </w:r>
     </w:p>
     <w:p>
@@ -1766,7 +1766,7 @@
         <w:rPr>
           <w:i/>
         </w:rPr>
-        <w:t>I det avverkningsanmälda skogsområdet har 68 naturvårdsarter varav 40 rödlistade arter sina livsmiljöer och växtplatser.</w:t>
+        <w:t>I det avverkningsanmälda skogsområdet har 69 naturvårdsarter varav 40 rödlistade arter sina livsmiljöer och växtplatser.</w:t>
       </w:r>
     </w:p>
     <w:p>
@@ -2907,7 +2907,7 @@
     <w:r>
       <w:tab/>
       <w:tab/>
-      <w:t>2026-09-19</w:t>
+      <w:t>2026-09-21</w:t>
       <w:br/>
       <w:br/>
     </w:r>

--- a/klagomål/A 10563-2022 FSC-klagomål.docx
+++ b/klagomål/A 10563-2022 FSC-klagomål.docx
@@ -2907,7 +2907,7 @@
     <w:r>
       <w:tab/>
       <w:tab/>
-      <w:t>2026-09-21</w:t>
+      <w:t>2026-09-23</w:t>
       <w:br/>
       <w:br/>
     </w:r>

--- a/klagomål/A 10563-2022 FSC-klagomål.docx
+++ b/klagomål/A 10563-2022 FSC-klagomål.docx
@@ -2907,7 +2907,7 @@
     <w:r>
       <w:tab/>
       <w:tab/>
-      <w:t>2026-09-23</w:t>
+      <w:t>2026-09-24</w:t>
       <w:br/>
       <w:br/>
     </w:r>

--- a/klagomål/A 10563-2022 FSC-klagomål.docx
+++ b/klagomål/A 10563-2022 FSC-klagomål.docx
@@ -2907,7 +2907,7 @@
     <w:r>
       <w:tab/>
       <w:tab/>
-      <w:t>2026-09-24</w:t>
+      <w:t>2026-09-25</w:t>
       <w:br/>
       <w:br/>
     </w:r>

--- a/klagomål/A 10563-2022 FSC-klagomål.docx
+++ b/klagomål/A 10563-2022 FSC-klagomål.docx
@@ -178,7 +178,7 @@
       <w:r>
         <w:drawing>
           <wp:inline xmlns:a="http://schemas.openxmlformats.org/drawingml/2006/main" xmlns:pic="http://schemas.openxmlformats.org/drawingml/2006/picture">
-            <wp:extent cx="5486400" cy="4916236"/>
+            <wp:extent cx="5486400" cy="4910913"/>
             <wp:docPr id="1" name="Picture 1"/>
             <wp:cNvGraphicFramePr>
               <a:graphicFrameLocks noChangeAspect="1"/>
@@ -199,7 +199,7 @@
                   <pic:spPr>
                     <a:xfrm>
                       <a:off x="0" y="0"/>
-                      <a:ext cx="5486400" cy="4916236"/>
+                      <a:ext cx="5486400" cy="4910913"/>
                     </a:xfrm>
                     <a:prstGeom prst="rect"/>
                   </pic:spPr>
@@ -221,7 +221,7 @@
     </w:p>
     <w:p>
       <w:r>
-        <w:t>I och inom 25 meter från avverkningsanmälan finns fynd av 69 naturvårdsarter, varav 40 är rödlistade, 19 är fridlysta, 41 är typiska (T) och 20 är signalarter (S): grynlav (EN), fläckporing (VU, T), gränsticka (VU, T), grönfink (VU, §4), knärot (VU, T, §8), kristallticka (VU), lateritticka (VU), liten sotlav (VU, T), mörk blåslav (VU, T), nordlig parasitporing (VU), blanksvart spiklav (NT), blå taggsvamp (NT, T), brunpudrad nållav (NT, T), dropptaggsvamp (NT, T), dvärgbägarlav (NT, T), Ernobius explanatus (NT), gröntagging (NT), harticka (NT, T), hornvaxskinn (NT), järnsparv (NT, §4), knottrig blåslav (NT, T), kötticka (NT), ladlav (NT, T), lappmes (NT, T, §4), lavskrika (NT, T, §4), lunglav (NT, T), rosenticka (NT, T), rynkskinn (NT, T), rödbrun blekspik (NT, T), rödvingetrast (NT, §4), skogsfru (NT, §8), skrovellav (NT, T), skuggblåslav (NT, T), tallticka (NT, T), talltita (NT, §4), ullticka (NT, T), vedskivlav (NT, T), vitplätt (NT), äggvaxskivling (NT), späd brosklav (DD, T), blodticka (S, T), bårdlav (S, T), diskvaxskivling (S), finbräken (S, T), gräsull (S), grönkulla (S, T, §8), källmossa (S), källmossor (S), kärrtrumpetmossa (S), luddlav (S, T), plattlummer (S, T, §9), skinnlav (S, T), spindelblomster (S, T, §8), stuplav (S, T), svavelriska (S), trådticka (S, T), vedticka (S, T), vitvaxing agg. (S), ängsfingersvamp (S), ögonpyrola (S, T), bergfink (T, §4), järpe (T, §4), ormbär (T), spillkråka (T, §4), tjäder (T, §4), grönsiska (§4), kungsfågel (§4), brudsporre (§8) och revlummer (§9). Se Figur 1.</w:t>
+        <w:t>I och inom 25 meter från avverkningsanmälan finns fynd av 68 naturvårdsarter, varav 40 är rödlistade, 19 är fridlysta, 41 är typiska (T) och 19 är signalarter (S): grynlav (EN), fläckporing (VU, T), gränsticka (VU, T), grönfink (VU, §4), knärot (VU, T, §8), kristallticka (VU), lateritticka (VU), liten sotlav (VU, T), mörk blåslav (VU, T), nordlig parasitporing (VU), blanksvart spiklav (NT), blå taggsvamp (NT, T), brunpudrad nållav (NT, T), dropptaggsvamp (NT, T), dvärgbägarlav (NT, T), Ernobius explanatus (NT), gröntagging (NT), harticka (NT, T), hornvaxskinn (NT), järnsparv (NT, §4), knottrig blåslav (NT, T), kötticka (NT), ladlav (NT, T), lappmes (NT, T, §4), lavskrika (NT, T, §4), lunglav (NT, T), rosenticka (NT, T), rynkskinn (NT, T), rödbrun blekspik (NT, T), rödvingetrast (NT, §4), skogsfru (NT, §8), skrovellav (NT, T), skuggblåslav (NT, T), tallticka (NT, T), talltita (NT, §4), ullticka (NT, T), vedskivlav (NT, T), vitplätt (NT), äggvaxskivling (NT), späd brosklav (DD, T), blodticka (S, T), bårdlav (S, T), finbräken (S, T), gräsull (S), grönkulla (S, T, §8), källmossa (S), källmossor (S), kärrtrumpetmossa (S), luddlav (S, T), plattlummer (S, T, §9), skinnlav (S, T), spindelblomster (S, T, §8), stuplav (S, T), svavelriska (S), trådticka (S, T), vedticka (S, T), vitvaxing agg. (S), ängsfingersvamp (S), ögonpyrola (S, T), bergfink (T, §4), järpe (T, §4), ormbär (T), spillkråka (T, §4), tjäder (T, §4), grönsiska (§4), kungsfågel (§4), brudsporre (§8) och revlummer (§9). Se Figur 1.</w:t>
       </w:r>
     </w:p>
     <w:p>
@@ -1737,7 +1737,7 @@
         <w:rPr>
           <w:i/>
         </w:rPr>
-        <w:t>I det avverkningsanmälda skogsområdet har 60 rödlistade arter och signalarter påträffats. Detta ska jämföras med Skogsstyrelsens uppföljning 2017 av nyckelbiotoper som visade att man i genomsnitt hittar 20,6 olika rödlistade arter och signalarter i en nyckelbiotop (Wijk, S. 2017. Biologisk mångfald i nyckelbiotoper – Resultat från inventeringen “Uppföljning biologisk mångfald” 2009–2015. Rapport 4/2017 Skogsstyrelsen, Jönköping).</w:t>
+        <w:t>I det avverkningsanmälda skogsområdet har 59 rödlistade arter och signalarter påträffats. Detta ska jämföras med Skogsstyrelsens uppföljning 2017 av nyckelbiotoper som visade att man i genomsnitt hittar 20,6 olika rödlistade arter och signalarter i en nyckelbiotop (Wijk, S. 2017. Biologisk mångfald i nyckelbiotoper – Resultat från inventeringen “Uppföljning biologisk mångfald” 2009–2015. Rapport 4/2017 Skogsstyrelsen, Jönköping).</w:t>
       </w:r>
     </w:p>
     <w:p>
@@ -1766,7 +1766,7 @@
         <w:rPr>
           <w:i/>
         </w:rPr>
-        <w:t>I det avverkningsanmälda skogsområdet har 69 naturvårdsarter varav 40 rödlistade arter sina livsmiljöer och växtplatser.</w:t>
+        <w:t>I det avverkningsanmälda skogsområdet har 68 naturvårdsarter varav 40 rödlistade arter sina livsmiljöer och växtplatser.</w:t>
       </w:r>
     </w:p>
     <w:p>
@@ -2907,7 +2907,7 @@
     <w:r>
       <w:tab/>
       <w:tab/>
-      <w:t>2026-09-25</w:t>
+      <w:t>2026-09-26</w:t>
       <w:br/>
       <w:br/>
     </w:r>

--- a/klagomål/A 10563-2022 FSC-klagomål.docx
+++ b/klagomål/A 10563-2022 FSC-klagomål.docx
@@ -178,7 +178,7 @@
       <w:r>
         <w:drawing>
           <wp:inline xmlns:a="http://schemas.openxmlformats.org/drawingml/2006/main" xmlns:pic="http://schemas.openxmlformats.org/drawingml/2006/picture">
-            <wp:extent cx="5486400" cy="4910913"/>
+            <wp:extent cx="5486400" cy="4916236"/>
             <wp:docPr id="1" name="Picture 1"/>
             <wp:cNvGraphicFramePr>
               <a:graphicFrameLocks noChangeAspect="1"/>
@@ -199,7 +199,7 @@
                   <pic:spPr>
                     <a:xfrm>
                       <a:off x="0" y="0"/>
-                      <a:ext cx="5486400" cy="4910913"/>
+                      <a:ext cx="5486400" cy="4916236"/>
                     </a:xfrm>
                     <a:prstGeom prst="rect"/>
                   </pic:spPr>
@@ -221,7 +221,7 @@
     </w:p>
     <w:p>
       <w:r>
-        <w:t>I och inom 25 meter från avverkningsanmälan finns fynd av 68 naturvårdsarter, varav 40 är rödlistade, 19 är fridlysta, 41 är typiska (T) och 19 är signalarter (S): grynlav (EN), fläckporing (VU, T), gränsticka (VU, T), grönfink (VU, §4), knärot (VU, T, §8), kristallticka (VU), lateritticka (VU), liten sotlav (VU, T), mörk blåslav (VU, T), nordlig parasitporing (VU), blanksvart spiklav (NT), blå taggsvamp (NT, T), brunpudrad nållav (NT, T), dropptaggsvamp (NT, T), dvärgbägarlav (NT, T), Ernobius explanatus (NT), gröntagging (NT), harticka (NT, T), hornvaxskinn (NT), järnsparv (NT, §4), knottrig blåslav (NT, T), kötticka (NT), ladlav (NT, T), lappmes (NT, T, §4), lavskrika (NT, T, §4), lunglav (NT, T), rosenticka (NT, T), rynkskinn (NT, T), rödbrun blekspik (NT, T), rödvingetrast (NT, §4), skogsfru (NT, §8), skrovellav (NT, T), skuggblåslav (NT, T), tallticka (NT, T), talltita (NT, §4), ullticka (NT, T), vedskivlav (NT, T), vitplätt (NT), äggvaxskivling (NT), späd brosklav (DD, T), blodticka (S, T), bårdlav (S, T), finbräken (S, T), gräsull (S), grönkulla (S, T, §8), källmossa (S), källmossor (S), kärrtrumpetmossa (S), luddlav (S, T), plattlummer (S, T, §9), skinnlav (S, T), spindelblomster (S, T, §8), stuplav (S, T), svavelriska (S), trådticka (S, T), vedticka (S, T), vitvaxing agg. (S), ängsfingersvamp (S), ögonpyrola (S, T), bergfink (T, §4), järpe (T, §4), ormbär (T), spillkråka (T, §4), tjäder (T, §4), grönsiska (§4), kungsfågel (§4), brudsporre (§8) och revlummer (§9). Se Figur 1.</w:t>
+        <w:t>I och inom 25 meter från avverkningsanmälan finns fynd av 69 naturvårdsarter, varav 40 är rödlistade, 19 är fridlysta, 41 är typiska (T) och 20 är signalarter (S): grynlav (EN), fläckporing (VU, T), gränsticka (VU, T), grönfink (VU, §4), knärot (VU, T, §8), kristallticka (VU), lateritticka (VU), liten sotlav (VU, T), mörk blåslav (VU, T), nordlig parasitporing (VU), blanksvart spiklav (NT), blå taggsvamp (NT, T), brunpudrad nållav (NT, T), dropptaggsvamp (NT, T), dvärgbägarlav (NT, T), Ernobius explanatus (NT), gröntagging (NT), harticka (NT, T), hornvaxskinn (NT), järnsparv (NT, §4), knottrig blåslav (NT, T), kötticka (NT), ladlav (NT, T), lappmes (NT, T, §4), lavskrika (NT, T, §4), lunglav (NT, T), rosenticka (NT, T), rynkskinn (NT, T), rödbrun blekspik (NT, T), rödvingetrast (NT, §4), skogsfru (NT, §8), skrovellav (NT, T), skuggblåslav (NT, T), tallticka (NT, T), talltita (NT, §4), ullticka (NT, T), vedskivlav (NT, T), vitplätt (NT), äggvaxskivling (NT), späd brosklav (DD, T), blodticka (S, T), bårdlav (S, T), diskvaxskivling (S), finbräken (S, T), gräsull (S), grönkulla (S, T, §8), källmossa (S), källmossor (S), kärrtrumpetmossa (S), luddlav (S, T), plattlummer (S, T, §9), skinnlav (S, T), spindelblomster (S, T, §8), stuplav (S, T), svavelriska (S), trådticka (S, T), vedticka (S, T), vitvaxing agg. (S), ängsfingersvamp (S), ögonpyrola (S, T), bergfink (T, §4), järpe (T, §4), ormbär (T), spillkråka (T, §4), tjäder (T, §4), grönsiska (§4), kungsfågel (§4), brudsporre (§8) och revlummer (§9). Se Figur 1.</w:t>
       </w:r>
     </w:p>
     <w:p>
@@ -1737,7 +1737,7 @@
         <w:rPr>
           <w:i/>
         </w:rPr>
-        <w:t>I det avverkningsanmälda skogsområdet har 59 rödlistade arter och signalarter påträffats. Detta ska jämföras med Skogsstyrelsens uppföljning 2017 av nyckelbiotoper som visade att man i genomsnitt hittar 20,6 olika rödlistade arter och signalarter i en nyckelbiotop (Wijk, S. 2017. Biologisk mångfald i nyckelbiotoper – Resultat från inventeringen “Uppföljning biologisk mångfald” 2009–2015. Rapport 4/2017 Skogsstyrelsen, Jönköping).</w:t>
+        <w:t>I det avverkningsanmälda skogsområdet har 60 rödlistade arter och signalarter påträffats. Detta ska jämföras med Skogsstyrelsens uppföljning 2017 av nyckelbiotoper som visade att man i genomsnitt hittar 20,6 olika rödlistade arter och signalarter i en nyckelbiotop (Wijk, S. 2017. Biologisk mångfald i nyckelbiotoper – Resultat från inventeringen “Uppföljning biologisk mångfald” 2009–2015. Rapport 4/2017 Skogsstyrelsen, Jönköping).</w:t>
       </w:r>
     </w:p>
     <w:p>
@@ -1766,7 +1766,7 @@
         <w:rPr>
           <w:i/>
         </w:rPr>
-        <w:t>I det avverkningsanmälda skogsområdet har 68 naturvårdsarter varav 40 rödlistade arter sina livsmiljöer och växtplatser.</w:t>
+        <w:t>I det avverkningsanmälda skogsområdet har 69 naturvårdsarter varav 40 rödlistade arter sina livsmiljöer och växtplatser.</w:t>
       </w:r>
     </w:p>
     <w:p>
@@ -2907,7 +2907,7 @@
     <w:r>
       <w:tab/>
       <w:tab/>
-      <w:t>2026-09-26</w:t>
+      <w:t>2026-09-27</w:t>
       <w:br/>
       <w:br/>
     </w:r>

--- a/klagomål/A 10563-2022 FSC-klagomål.docx
+++ b/klagomål/A 10563-2022 FSC-klagomål.docx
@@ -2907,7 +2907,7 @@
     <w:r>
       <w:tab/>
       <w:tab/>
-      <w:t>2026-09-27</w:t>
+      <w:t>2026-09-28</w:t>
       <w:br/>
       <w:br/>
     </w:r>

--- a/klagomål/A 10563-2022 FSC-klagomål.docx
+++ b/klagomål/A 10563-2022 FSC-klagomål.docx
@@ -2907,7 +2907,7 @@
     <w:r>
       <w:tab/>
       <w:tab/>
-      <w:t>2026-09-28</w:t>
+      <w:t>2026-09-29</w:t>
       <w:br/>
       <w:br/>
     </w:r>

--- a/klagomål/A 10563-2022 FSC-klagomål.docx
+++ b/klagomål/A 10563-2022 FSC-klagomål.docx
@@ -2907,7 +2907,7 @@
     <w:r>
       <w:tab/>
       <w:tab/>
-      <w:t>2026-09-29</w:t>
+      <w:t>2026-09-30</w:t>
       <w:br/>
       <w:br/>
     </w:r>

--- a/klagomål/A 10563-2022 FSC-klagomål.docx
+++ b/klagomål/A 10563-2022 FSC-klagomål.docx
@@ -2907,7 +2907,7 @@
     <w:r>
       <w:tab/>
       <w:tab/>
-      <w:t>2026-09-30</w:t>
+      <w:t>2026-10-01</w:t>
       <w:br/>
       <w:br/>
     </w:r>

--- a/klagomål/A 10563-2022 FSC-klagomål.docx
+++ b/klagomål/A 10563-2022 FSC-klagomål.docx
@@ -2907,7 +2907,7 @@
     <w:r>
       <w:tab/>
       <w:tab/>
-      <w:t>2026-10-01</w:t>
+      <w:t>2026-10-02</w:t>
       <w:br/>
       <w:br/>
     </w:r>

--- a/klagomål/A 10563-2022 FSC-klagomål.docx
+++ b/klagomål/A 10563-2022 FSC-klagomål.docx
@@ -2907,7 +2907,7 @@
     <w:r>
       <w:tab/>
       <w:tab/>
-      <w:t>2026-10-02</w:t>
+      <w:t>2026-10-03</w:t>
       <w:br/>
       <w:br/>
     </w:r>

--- a/klagomål/A 10563-2022 FSC-klagomål.docx
+++ b/klagomål/A 10563-2022 FSC-klagomål.docx
@@ -178,7 +178,7 @@
       <w:r>
         <w:drawing>
           <wp:inline xmlns:a="http://schemas.openxmlformats.org/drawingml/2006/main" xmlns:pic="http://schemas.openxmlformats.org/drawingml/2006/picture">
-            <wp:extent cx="5486400" cy="4916236"/>
+            <wp:extent cx="5486400" cy="4910913"/>
             <wp:docPr id="1" name="Picture 1"/>
             <wp:cNvGraphicFramePr>
               <a:graphicFrameLocks noChangeAspect="1"/>
@@ -199,7 +199,7 @@
                   <pic:spPr>
                     <a:xfrm>
                       <a:off x="0" y="0"/>
-                      <a:ext cx="5486400" cy="4916236"/>
+                      <a:ext cx="5486400" cy="4910913"/>
                     </a:xfrm>
                     <a:prstGeom prst="rect"/>
                   </pic:spPr>
@@ -221,7 +221,7 @@
     </w:p>
     <w:p>
       <w:r>
-        <w:t>I och inom 25 meter från avverkningsanmälan finns fynd av 69 naturvårdsarter, varav 40 är rödlistade, 19 är fridlysta, 41 är typiska (T) och 20 är signalarter (S): grynlav (EN), fläckporing (VU, T), gränsticka (VU, T), grönfink (VU, §4), knärot (VU, T, §8), kristallticka (VU), lateritticka (VU), liten sotlav (VU, T), mörk blåslav (VU, T), nordlig parasitporing (VU), blanksvart spiklav (NT), blå taggsvamp (NT, T), brunpudrad nållav (NT, T), dropptaggsvamp (NT, T), dvärgbägarlav (NT, T), Ernobius explanatus (NT), gröntagging (NT), harticka (NT, T), hornvaxskinn (NT), järnsparv (NT, §4), knottrig blåslav (NT, T), kötticka (NT), ladlav (NT, T), lappmes (NT, T, §4), lavskrika (NT, T, §4), lunglav (NT, T), rosenticka (NT, T), rynkskinn (NT, T), rödbrun blekspik (NT, T), rödvingetrast (NT, §4), skogsfru (NT, §8), skrovellav (NT, T), skuggblåslav (NT, T), tallticka (NT, T), talltita (NT, §4), ullticka (NT, T), vedskivlav (NT, T), vitplätt (NT), äggvaxskivling (NT), späd brosklav (DD, T), blodticka (S, T), bårdlav (S, T), diskvaxskivling (S), finbräken (S, T), gräsull (S), grönkulla (S, T, §8), källmossa (S), källmossor (S), kärrtrumpetmossa (S), luddlav (S, T), plattlummer (S, T, §9), skinnlav (S, T), spindelblomster (S, T, §8), stuplav (S, T), svavelriska (S), trådticka (S, T), vedticka (S, T), vitvaxing agg. (S), ängsfingersvamp (S), ögonpyrola (S, T), bergfink (T, §4), järpe (T, §4), ormbär (T), spillkråka (T, §4), tjäder (T, §4), grönsiska (§4), kungsfågel (§4), brudsporre (§8) och revlummer (§9). Se Figur 1.</w:t>
+        <w:t>I och inom 25 meter från avverkningsanmälan finns fynd av 68 naturvårdsarter, varav 40 är rödlistade, 19 är fridlysta, 41 är typiska (T) och 19 är signalarter (S): grynlav (EN), fläckporing (VU, T), gränsticka (VU, T), grönfink (VU, §4), knärot (VU, T, §8), kristallticka (VU), lateritticka (VU), liten sotlav (VU, T), mörk blåslav (VU, T), nordlig parasitporing (VU), blanksvart spiklav (NT), blå taggsvamp (NT, T), brunpudrad nållav (NT, T), dropptaggsvamp (NT, T), dvärgbägarlav (NT, T), Ernobius explanatus (NT), gröntagging (NT), harticka (NT, T), hornvaxskinn (NT), järnsparv (NT, §4), knottrig blåslav (NT, T), kötticka (NT), ladlav (NT, T), lappmes (NT, T, §4), lavskrika (NT, T, §4), lunglav (NT, T), rosenticka (NT, T), rynkskinn (NT, T), rödbrun blekspik (NT, T), rödvingetrast (NT, §4), skogsfru (NT, §8), skrovellav (NT, T), skuggblåslav (NT, T), tallticka (NT, T), talltita (NT, §4), ullticka (NT, T), vedskivlav (NT, T), vitplätt (NT), äggvaxskivling (NT), späd brosklav (DD, T), blodticka (S, T), bårdlav (S, T), finbräken (S, T), gräsull (S), grönkulla (S, T, §8), källmossa (S), källmossor (S), kärrtrumpetmossa (S), luddlav (S, T), plattlummer (S, T, §9), skinnlav (S, T), spindelblomster (S, T, §8), stuplav (S, T), svavelriska (S), trådticka (S, T), vedticka (S, T), vitvaxing agg. (S), ängsfingersvamp (S), ögonpyrola (S, T), bergfink (T, §4), järpe (T, §4), ormbär (T), spillkråka (T, §4), tjäder (T, §4), grönsiska (§4), kungsfågel (§4), brudsporre (§8) och revlummer (§9). Se Figur 1.</w:t>
       </w:r>
     </w:p>
     <w:p>
@@ -1737,7 +1737,7 @@
         <w:rPr>
           <w:i/>
         </w:rPr>
-        <w:t>I det avverkningsanmälda skogsområdet har 60 rödlistade arter och signalarter påträffats. Detta ska jämföras med Skogsstyrelsens uppföljning 2017 av nyckelbiotoper som visade att man i genomsnitt hittar 20,6 olika rödlistade arter och signalarter i en nyckelbiotop (Wijk, S. 2017. Biologisk mångfald i nyckelbiotoper – Resultat från inventeringen “Uppföljning biologisk mångfald” 2009–2015. Rapport 4/2017 Skogsstyrelsen, Jönköping).</w:t>
+        <w:t>I det avverkningsanmälda skogsområdet har 59 rödlistade arter och signalarter påträffats. Detta ska jämföras med Skogsstyrelsens uppföljning 2017 av nyckelbiotoper som visade att man i genomsnitt hittar 20,6 olika rödlistade arter och signalarter i en nyckelbiotop (Wijk, S. 2017. Biologisk mångfald i nyckelbiotoper – Resultat från inventeringen “Uppföljning biologisk mångfald” 2009–2015. Rapport 4/2017 Skogsstyrelsen, Jönköping).</w:t>
       </w:r>
     </w:p>
     <w:p>
@@ -1766,7 +1766,7 @@
         <w:rPr>
           <w:i/>
         </w:rPr>
-        <w:t>I det avverkningsanmälda skogsområdet har 69 naturvårdsarter varav 40 rödlistade arter sina livsmiljöer och växtplatser.</w:t>
+        <w:t>I det avverkningsanmälda skogsområdet har 68 naturvårdsarter varav 40 rödlistade arter sina livsmiljöer och växtplatser.</w:t>
       </w:r>
     </w:p>
     <w:p>
@@ -2907,7 +2907,7 @@
     <w:r>
       <w:tab/>
       <w:tab/>
-      <w:t>2026-10-03</w:t>
+      <w:t>2026-10-04</w:t>
       <w:br/>
       <w:br/>
     </w:r>

--- a/klagomål/A 10563-2022 FSC-klagomål.docx
+++ b/klagomål/A 10563-2022 FSC-klagomål.docx
@@ -178,7 +178,7 @@
       <w:r>
         <w:drawing>
           <wp:inline xmlns:a="http://schemas.openxmlformats.org/drawingml/2006/main" xmlns:pic="http://schemas.openxmlformats.org/drawingml/2006/picture">
-            <wp:extent cx="5486400" cy="4910913"/>
+            <wp:extent cx="5486400" cy="4916236"/>
             <wp:docPr id="1" name="Picture 1"/>
             <wp:cNvGraphicFramePr>
               <a:graphicFrameLocks noChangeAspect="1"/>
@@ -199,7 +199,7 @@
                   <pic:spPr>
                     <a:xfrm>
                       <a:off x="0" y="0"/>
-                      <a:ext cx="5486400" cy="4910913"/>
+                      <a:ext cx="5486400" cy="4916236"/>
                     </a:xfrm>
                     <a:prstGeom prst="rect"/>
                   </pic:spPr>
@@ -221,7 +221,7 @@
     </w:p>
     <w:p>
       <w:r>
-        <w:t>I och inom 25 meter från avverkningsanmälan finns fynd av 68 naturvårdsarter, varav 40 är rödlistade, 19 är fridlysta, 41 är typiska (T) och 19 är signalarter (S): grynlav (EN), fläckporing (VU, T), gränsticka (VU, T), grönfink (VU, §4), knärot (VU, T, §8), kristallticka (VU), lateritticka (VU), liten sotlav (VU, T), mörk blåslav (VU, T), nordlig parasitporing (VU), blanksvart spiklav (NT), blå taggsvamp (NT, T), brunpudrad nållav (NT, T), dropptaggsvamp (NT, T), dvärgbägarlav (NT, T), Ernobius explanatus (NT), gröntagging (NT), harticka (NT, T), hornvaxskinn (NT), järnsparv (NT, §4), knottrig blåslav (NT, T), kötticka (NT), ladlav (NT, T), lappmes (NT, T, §4), lavskrika (NT, T, §4), lunglav (NT, T), rosenticka (NT, T), rynkskinn (NT, T), rödbrun blekspik (NT, T), rödvingetrast (NT, §4), skogsfru (NT, §8), skrovellav (NT, T), skuggblåslav (NT, T), tallticka (NT, T), talltita (NT, §4), ullticka (NT, T), vedskivlav (NT, T), vitplätt (NT), äggvaxskivling (NT), späd brosklav (DD, T), blodticka (S, T), bårdlav (S, T), finbräken (S, T), gräsull (S), grönkulla (S, T, §8), källmossa (S), källmossor (S), kärrtrumpetmossa (S), luddlav (S, T), plattlummer (S, T, §9), skinnlav (S, T), spindelblomster (S, T, §8), stuplav (S, T), svavelriska (S), trådticka (S, T), vedticka (S, T), vitvaxing agg. (S), ängsfingersvamp (S), ögonpyrola (S, T), bergfink (T, §4), järpe (T, §4), ormbär (T), spillkråka (T, §4), tjäder (T, §4), grönsiska (§4), kungsfågel (§4), brudsporre (§8) och revlummer (§9). Se Figur 1.</w:t>
+        <w:t>I och inom 25 meter från avverkningsanmälan finns fynd av 69 naturvårdsarter, varav 40 är rödlistade, 19 är fridlysta, 41 är typiska (T) och 20 är signalarter (S): grynlav (EN), fläckporing (VU, T), gränsticka (VU, T), grönfink (VU, §4), knärot (VU, T, §8), kristallticka (VU), lateritticka (VU), liten sotlav (VU, T), mörk blåslav (VU, T), nordlig parasitporing (VU), blanksvart spiklav (NT), blå taggsvamp (NT, T), brunpudrad nållav (NT, T), dropptaggsvamp (NT, T), dvärgbägarlav (NT, T), Ernobius explanatus (NT), gröntagging (NT), harticka (NT, T), hornvaxskinn (NT), järnsparv (NT, §4), knottrig blåslav (NT, T), kötticka (NT), ladlav (NT, T), lappmes (NT, T, §4), lavskrika (NT, T, §4), lunglav (NT, T), rosenticka (NT, T), rynkskinn (NT, T), rödbrun blekspik (NT, T), rödvingetrast (NT, §4), skogsfru (NT, §8), skrovellav (NT, T), skuggblåslav (NT, T), tallticka (NT, T), talltita (NT, §4), ullticka (NT, T), vedskivlav (NT, T), vitplätt (NT), äggvaxskivling (NT), späd brosklav (DD, T), blodticka (S, T), bårdlav (S, T), diskvaxskivling (S), finbräken (S, T), gräsull (S), grönkulla (S, T, §8), källmossa (S), källmossor (S), kärrtrumpetmossa (S), luddlav (S, T), plattlummer (S, T, §9), skinnlav (S, T), spindelblomster (S, T, §8), stuplav (S, T), svavelriska (S), trådticka (S, T), vedticka (S, T), vitvaxing agg. (S), ängsfingersvamp (S), ögonpyrola (S, T), bergfink (T, §4), järpe (T, §4), ormbär (T), spillkråka (T, §4), tjäder (T, §4), grönsiska (§4), kungsfågel (§4), brudsporre (§8) och revlummer (§9). Se Figur 1.</w:t>
       </w:r>
     </w:p>
     <w:p>
@@ -1737,7 +1737,7 @@
         <w:rPr>
           <w:i/>
         </w:rPr>
-        <w:t>I det avverkningsanmälda skogsområdet har 59 rödlistade arter och signalarter påträffats. Detta ska jämföras med Skogsstyrelsens uppföljning 2017 av nyckelbiotoper som visade att man i genomsnitt hittar 20,6 olika rödlistade arter och signalarter i en nyckelbiotop (Wijk, S. 2017. Biologisk mångfald i nyckelbiotoper – Resultat från inventeringen “Uppföljning biologisk mångfald” 2009–2015. Rapport 4/2017 Skogsstyrelsen, Jönköping).</w:t>
+        <w:t>I det avverkningsanmälda skogsområdet har 60 rödlistade arter och signalarter påträffats. Detta ska jämföras med Skogsstyrelsens uppföljning 2017 av nyckelbiotoper som visade att man i genomsnitt hittar 20,6 olika rödlistade arter och signalarter i en nyckelbiotop (Wijk, S. 2017. Biologisk mångfald i nyckelbiotoper – Resultat från inventeringen “Uppföljning biologisk mångfald” 2009–2015. Rapport 4/2017 Skogsstyrelsen, Jönköping).</w:t>
       </w:r>
     </w:p>
     <w:p>
@@ -1766,7 +1766,7 @@
         <w:rPr>
           <w:i/>
         </w:rPr>
-        <w:t>I det avverkningsanmälda skogsområdet har 68 naturvårdsarter varav 40 rödlistade arter sina livsmiljöer och växtplatser.</w:t>
+        <w:t>I det avverkningsanmälda skogsområdet har 69 naturvårdsarter varav 40 rödlistade arter sina livsmiljöer och växtplatser.</w:t>
       </w:r>
     </w:p>
     <w:p>
@@ -2907,7 +2907,7 @@
     <w:r>
       <w:tab/>
       <w:tab/>
-      <w:t>2026-10-04</w:t>
+      <w:t>2026-10-05</w:t>
       <w:br/>
       <w:br/>
     </w:r>

--- a/klagomål/A 10563-2022 FSC-klagomål.docx
+++ b/klagomål/A 10563-2022 FSC-klagomål.docx
@@ -178,7 +178,7 @@
       <w:r>
         <w:drawing>
           <wp:inline xmlns:a="http://schemas.openxmlformats.org/drawingml/2006/main" xmlns:pic="http://schemas.openxmlformats.org/drawingml/2006/picture">
-            <wp:extent cx="5486400" cy="4916236"/>
+            <wp:extent cx="5486400" cy="4910913"/>
             <wp:docPr id="1" name="Picture 1"/>
             <wp:cNvGraphicFramePr>
               <a:graphicFrameLocks noChangeAspect="1"/>
@@ -199,7 +199,7 @@
                   <pic:spPr>
                     <a:xfrm>
                       <a:off x="0" y="0"/>
-                      <a:ext cx="5486400" cy="4916236"/>
+                      <a:ext cx="5486400" cy="4910913"/>
                     </a:xfrm>
                     <a:prstGeom prst="rect"/>
                   </pic:spPr>
@@ -221,7 +221,7 @@
     </w:p>
     <w:p>
       <w:r>
-        <w:t>I och inom 25 meter från avverkningsanmälan finns fynd av 69 naturvårdsarter, varav 40 är rödlistade, 19 är fridlysta, 41 är typiska (T) och 20 är signalarter (S): grynlav (EN), fläckporing (VU, T), gränsticka (VU, T), grönfink (VU, §4), knärot (VU, T, §8), kristallticka (VU), lateritticka (VU), liten sotlav (VU, T), mörk blåslav (VU, T), nordlig parasitporing (VU), blanksvart spiklav (NT), blå taggsvamp (NT, T), brunpudrad nållav (NT, T), dropptaggsvamp (NT, T), dvärgbägarlav (NT, T), Ernobius explanatus (NT), gröntagging (NT), harticka (NT, T), hornvaxskinn (NT), järnsparv (NT, §4), knottrig blåslav (NT, T), kötticka (NT), ladlav (NT, T), lappmes (NT, T, §4), lavskrika (NT, T, §4), lunglav (NT, T), rosenticka (NT, T), rynkskinn (NT, T), rödbrun blekspik (NT, T), rödvingetrast (NT, §4), skogsfru (NT, §8), skrovellav (NT, T), skuggblåslav (NT, T), tallticka (NT, T), talltita (NT, §4), ullticka (NT, T), vedskivlav (NT, T), vitplätt (NT), äggvaxskivling (NT), späd brosklav (DD, T), blodticka (S, T), bårdlav (S, T), diskvaxskivling (S), finbräken (S, T), gräsull (S), grönkulla (S, T, §8), källmossa (S), källmossor (S), kärrtrumpetmossa (S), luddlav (S, T), plattlummer (S, T, §9), skinnlav (S, T), spindelblomster (S, T, §8), stuplav (S, T), svavelriska (S), trådticka (S, T), vedticka (S, T), vitvaxing agg. (S), ängsfingersvamp (S), ögonpyrola (S, T), bergfink (T, §4), järpe (T, §4), ormbär (T), spillkråka (T, §4), tjäder (T, §4), grönsiska (§4), kungsfågel (§4), brudsporre (§8) och revlummer (§9). Se Figur 1.</w:t>
+        <w:t>I och inom 25 meter från avverkningsanmälan finns fynd av 68 naturvårdsarter, varav 40 är rödlistade, 19 är fridlysta, 41 är typiska (T) och 19 är signalarter (S): grynlav (EN), fläckporing (VU, T), gränsticka (VU, T), grönfink (VU, §4), knärot (VU, T, §8), kristallticka (VU), lateritticka (VU), liten sotlav (VU, T), mörk blåslav (VU, T), nordlig parasitporing (VU), blanksvart spiklav (NT), blå taggsvamp (NT, T), brunpudrad nållav (NT, T), dropptaggsvamp (NT, T), dvärgbägarlav (NT, T), Ernobius explanatus (NT), gröntagging (NT), harticka (NT, T), hornvaxskinn (NT), järnsparv (NT, §4), knottrig blåslav (NT, T), kötticka (NT), ladlav (NT, T), lappmes (NT, T, §4), lavskrika (NT, T, §4), lunglav (NT, T), rosenticka (NT, T), rynkskinn (NT, T), rödbrun blekspik (NT, T), rödvingetrast (NT, §4), skogsfru (NT, §8), skrovellav (NT, T), skuggblåslav (NT, T), tallticka (NT, T), talltita (NT, §4), ullticka (NT, T), vedskivlav (NT, T), vitplätt (NT), äggvaxskivling (NT), späd brosklav (DD, T), blodticka (S, T), bårdlav (S, T), finbräken (S, T), gräsull (S), grönkulla (S, T, §8), källmossa (S), källmossor (S), kärrtrumpetmossa (S), luddlav (S, T), plattlummer (S, T, §9), skinnlav (S, T), spindelblomster (S, T, §8), stuplav (S, T), svavelriska (S), trådticka (S, T), vedticka (S, T), vitvaxing agg. (S), ängsfingersvamp (S), ögonpyrola (S, T), bergfink (T, §4), järpe (T, §4), ormbär (T), spillkråka (T, §4), tjäder (T, §4), grönsiska (§4), kungsfågel (§4), brudsporre (§8) och revlummer (§9). Se Figur 1.</w:t>
       </w:r>
     </w:p>
     <w:p>
@@ -1737,7 +1737,7 @@
         <w:rPr>
           <w:i/>
         </w:rPr>
-        <w:t>I det avverkningsanmälda skogsområdet har 60 rödlistade arter och signalarter påträffats. Detta ska jämföras med Skogsstyrelsens uppföljning 2017 av nyckelbiotoper som visade att man i genomsnitt hittar 20,6 olika rödlistade arter och signalarter i en nyckelbiotop (Wijk, S. 2017. Biologisk mångfald i nyckelbiotoper – Resultat från inventeringen “Uppföljning biologisk mångfald” 2009–2015. Rapport 4/2017 Skogsstyrelsen, Jönköping).</w:t>
+        <w:t>I det avverkningsanmälda skogsområdet har 59 rödlistade arter och signalarter påträffats. Detta ska jämföras med Skogsstyrelsens uppföljning 2017 av nyckelbiotoper som visade att man i genomsnitt hittar 20,6 olika rödlistade arter och signalarter i en nyckelbiotop (Wijk, S. 2017. Biologisk mångfald i nyckelbiotoper – Resultat från inventeringen “Uppföljning biologisk mångfald” 2009–2015. Rapport 4/2017 Skogsstyrelsen, Jönköping).</w:t>
       </w:r>
     </w:p>
     <w:p>
@@ -1766,7 +1766,7 @@
         <w:rPr>
           <w:i/>
         </w:rPr>
-        <w:t>I det avverkningsanmälda skogsområdet har 69 naturvårdsarter varav 40 rödlistade arter sina livsmiljöer och växtplatser.</w:t>
+        <w:t>I det avverkningsanmälda skogsområdet har 68 naturvårdsarter varav 40 rödlistade arter sina livsmiljöer och växtplatser.</w:t>
       </w:r>
     </w:p>
     <w:p>
@@ -2907,7 +2907,7 @@
     <w:r>
       <w:tab/>
       <w:tab/>
-      <w:t>2026-10-05</w:t>
+      <w:t>2026-10-06</w:t>
       <w:br/>
       <w:br/>
     </w:r>

--- a/klagomål/A 10563-2022 FSC-klagomål.docx
+++ b/klagomål/A 10563-2022 FSC-klagomål.docx
@@ -2907,7 +2907,7 @@
     <w:r>
       <w:tab/>
       <w:tab/>
-      <w:t>2026-10-06</w:t>
+      <w:t>2026-10-07</w:t>
       <w:br/>
       <w:br/>
     </w:r>

--- a/klagomål/A 10563-2022 FSC-klagomål.docx
+++ b/klagomål/A 10563-2022 FSC-klagomål.docx
@@ -178,7 +178,7 @@
       <w:r>
         <w:drawing>
           <wp:inline xmlns:a="http://schemas.openxmlformats.org/drawingml/2006/main" xmlns:pic="http://schemas.openxmlformats.org/drawingml/2006/picture">
-            <wp:extent cx="5486400" cy="4910913"/>
+            <wp:extent cx="5486400" cy="4916236"/>
             <wp:docPr id="1" name="Picture 1"/>
             <wp:cNvGraphicFramePr>
               <a:graphicFrameLocks noChangeAspect="1"/>
@@ -199,7 +199,7 @@
                   <pic:spPr>
                     <a:xfrm>
                       <a:off x="0" y="0"/>
-                      <a:ext cx="5486400" cy="4910913"/>
+                      <a:ext cx="5486400" cy="4916236"/>
                     </a:xfrm>
                     <a:prstGeom prst="rect"/>
                   </pic:spPr>
@@ -221,7 +221,7 @@
     </w:p>
     <w:p>
       <w:r>
-        <w:t>I och inom 25 meter från avverkningsanmälan finns fynd av 68 naturvårdsarter, varav 40 är rödlistade, 19 är fridlysta, 41 är typiska (T) och 19 är signalarter (S): grynlav (EN), fläckporing (VU, T), gränsticka (VU, T), grönfink (VU, §4), knärot (VU, T, §8), kristallticka (VU), lateritticka (VU), liten sotlav (VU, T), mörk blåslav (VU, T), nordlig parasitporing (VU), blanksvart spiklav (NT), blå taggsvamp (NT, T), brunpudrad nållav (NT, T), dropptaggsvamp (NT, T), dvärgbägarlav (NT, T), Ernobius explanatus (NT), gröntagging (NT), harticka (NT, T), hornvaxskinn (NT), järnsparv (NT, §4), knottrig blåslav (NT, T), kötticka (NT), ladlav (NT, T), lappmes (NT, T, §4), lavskrika (NT, T, §4), lunglav (NT, T), rosenticka (NT, T), rynkskinn (NT, T), rödbrun blekspik (NT, T), rödvingetrast (NT, §4), skogsfru (NT, §8), skrovellav (NT, T), skuggblåslav (NT, T), tallticka (NT, T), talltita (NT, §4), ullticka (NT, T), vedskivlav (NT, T), vitplätt (NT), äggvaxskivling (NT), späd brosklav (DD, T), blodticka (S, T), bårdlav (S, T), finbräken (S, T), gräsull (S), grönkulla (S, T, §8), källmossa (S), källmossor (S), kärrtrumpetmossa (S), luddlav (S, T), plattlummer (S, T, §9), skinnlav (S, T), spindelblomster (S, T, §8), stuplav (S, T), svavelriska (S), trådticka (S, T), vedticka (S, T), vitvaxing agg. (S), ängsfingersvamp (S), ögonpyrola (S, T), bergfink (T, §4), järpe (T, §4), ormbär (T), spillkråka (T, §4), tjäder (T, §4), grönsiska (§4), kungsfågel (§4), brudsporre (§8) och revlummer (§9). Se Figur 1.</w:t>
+        <w:t>I och inom 25 meter från avverkningsanmälan finns fynd av 69 naturvårdsarter, varav 40 är rödlistade, 19 är fridlysta, 41 är typiska (T) och 20 är signalarter (S): grynlav (EN), fläckporing (VU, T), gränsticka (VU, T), grönfink (VU, §4), knärot (VU, T, §8), kristallticka (VU), lateritticka (VU), liten sotlav (VU, T), mörk blåslav (VU, T), nordlig parasitporing (VU), blanksvart spiklav (NT), blå taggsvamp (NT, T), brunpudrad nållav (NT, T), dropptaggsvamp (NT, T), dvärgbägarlav (NT, T), Ernobius explanatus (NT), gröntagging (NT), harticka (NT, T), hornvaxskinn (NT), järnsparv (NT, §4), knottrig blåslav (NT, T), kötticka (NT), ladlav (NT, T), lappmes (NT, T, §4), lavskrika (NT, T, §4), lunglav (NT, T), rosenticka (NT, T), rynkskinn (NT, T), rödbrun blekspik (NT, T), rödvingetrast (NT, §4), skogsfru (NT, §8), skrovellav (NT, T), skuggblåslav (NT, T), tallticka (NT, T), talltita (NT, §4), ullticka (NT, T), vedskivlav (NT, T), vitplätt (NT), äggvaxskivling (NT), späd brosklav (DD, T), blodticka (S, T), bårdlav (S, T), diskvaxskivling (S), finbräken (S, T), gräsull (S), grönkulla (S, T, §8), källmossa (S), källmossor (S), kärrtrumpetmossa (S), luddlav (S, T), plattlummer (S, T, §9), skinnlav (S, T), spindelblomster (S, T, §8), stuplav (S, T), svavelriska (S), trådticka (S, T), vedticka (S, T), vitvaxing agg. (S), ängsfingersvamp (S), ögonpyrola (S, T), bergfink (T, §4), järpe (T, §4), ormbär (T), spillkråka (T, §4), tjäder (T, §4), grönsiska (§4), kungsfågel (§4), brudsporre (§8) och revlummer (§9). Se Figur 1.</w:t>
       </w:r>
     </w:p>
     <w:p>
@@ -1737,7 +1737,7 @@
         <w:rPr>
           <w:i/>
         </w:rPr>
-        <w:t>I det avverkningsanmälda skogsområdet har 59 rödlistade arter och signalarter påträffats. Detta ska jämföras med Skogsstyrelsens uppföljning 2017 av nyckelbiotoper som visade att man i genomsnitt hittar 20,6 olika rödlistade arter och signalarter i en nyckelbiotop (Wijk, S. 2017. Biologisk mångfald i nyckelbiotoper – Resultat från inventeringen “Uppföljning biologisk mångfald” 2009–2015. Rapport 4/2017 Skogsstyrelsen, Jönköping).</w:t>
+        <w:t>I det avverkningsanmälda skogsområdet har 60 rödlistade arter och signalarter påträffats. Detta ska jämföras med Skogsstyrelsens uppföljning 2017 av nyckelbiotoper som visade att man i genomsnitt hittar 20,6 olika rödlistade arter och signalarter i en nyckelbiotop (Wijk, S. 2017. Biologisk mångfald i nyckelbiotoper – Resultat från inventeringen “Uppföljning biologisk mångfald” 2009–2015. Rapport 4/2017 Skogsstyrelsen, Jönköping).</w:t>
       </w:r>
     </w:p>
     <w:p>
@@ -1766,7 +1766,7 @@
         <w:rPr>
           <w:i/>
         </w:rPr>
-        <w:t>I det avverkningsanmälda skogsområdet har 68 naturvårdsarter varav 40 rödlistade arter sina livsmiljöer och växtplatser.</w:t>
+        <w:t>I det avverkningsanmälda skogsområdet har 69 naturvårdsarter varav 40 rödlistade arter sina livsmiljöer och växtplatser.</w:t>
       </w:r>
     </w:p>
     <w:p>
@@ -2907,7 +2907,7 @@
     <w:r>
       <w:tab/>
       <w:tab/>
-      <w:t>2026-10-07</w:t>
+      <w:t>2026-10-08</w:t>
       <w:br/>
       <w:br/>
     </w:r>

--- a/klagomål/A 10563-2022 FSC-klagomål.docx
+++ b/klagomål/A 10563-2022 FSC-klagomål.docx
@@ -178,7 +178,7 @@
       <w:r>
         <w:drawing>
           <wp:inline xmlns:a="http://schemas.openxmlformats.org/drawingml/2006/main" xmlns:pic="http://schemas.openxmlformats.org/drawingml/2006/picture">
-            <wp:extent cx="5486400" cy="4916236"/>
+            <wp:extent cx="5486400" cy="4910913"/>
             <wp:docPr id="1" name="Picture 1"/>
             <wp:cNvGraphicFramePr>
               <a:graphicFrameLocks noChangeAspect="1"/>
@@ -199,7 +199,7 @@
                   <pic:spPr>
                     <a:xfrm>
                       <a:off x="0" y="0"/>
-                      <a:ext cx="5486400" cy="4916236"/>
+                      <a:ext cx="5486400" cy="4910913"/>
                     </a:xfrm>
                     <a:prstGeom prst="rect"/>
                   </pic:spPr>
@@ -221,7 +221,7 @@
     </w:p>
     <w:p>
       <w:r>
-        <w:t>I och inom 25 meter från avverkningsanmälan finns fynd av 69 naturvårdsarter, varav 40 är rödlistade, 19 är fridlysta, 41 är typiska (T) och 20 är signalarter (S): grynlav (EN), fläckporing (VU, T), gränsticka (VU, T), grönfink (VU, §4), knärot (VU, T, §8), kristallticka (VU), lateritticka (VU), liten sotlav (VU, T), mörk blåslav (VU, T), nordlig parasitporing (VU), blanksvart spiklav (NT), blå taggsvamp (NT, T), brunpudrad nållav (NT, T), dropptaggsvamp (NT, T), dvärgbägarlav (NT, T), Ernobius explanatus (NT), gröntagging (NT), harticka (NT, T), hornvaxskinn (NT), järnsparv (NT, §4), knottrig blåslav (NT, T), kötticka (NT), ladlav (NT, T), lappmes (NT, T, §4), lavskrika (NT, T, §4), lunglav (NT, T), rosenticka (NT, T), rynkskinn (NT, T), rödbrun blekspik (NT, T), rödvingetrast (NT, §4), skogsfru (NT, §8), skrovellav (NT, T), skuggblåslav (NT, T), tallticka (NT, T), talltita (NT, §4), ullticka (NT, T), vedskivlav (NT, T), vitplätt (NT), äggvaxskivling (NT), späd brosklav (DD, T), blodticka (S, T), bårdlav (S, T), diskvaxskivling (S), finbräken (S, T), gräsull (S), grönkulla (S, T, §8), källmossa (S), källmossor (S), kärrtrumpetmossa (S), luddlav (S, T), plattlummer (S, T, §9), skinnlav (S, T), spindelblomster (S, T, §8), stuplav (S, T), svavelriska (S), trådticka (S, T), vedticka (S, T), vitvaxing agg. (S), ängsfingersvamp (S), ögonpyrola (S, T), bergfink (T, §4), järpe (T, §4), ormbär (T), spillkråka (T, §4), tjäder (T, §4), grönsiska (§4), kungsfågel (§4), brudsporre (§8) och revlummer (§9). Se Figur 1.</w:t>
+        <w:t>I och inom 25 meter från avverkningsanmälan finns fynd av 68 naturvårdsarter, varav 40 är rödlistade, 19 är fridlysta, 41 är typiska (T) och 19 är signalarter (S): grynlav (EN), fläckporing (VU, T), gränsticka (VU, T), grönfink (VU, §4), knärot (VU, T, §8), kristallticka (VU), lateritticka (VU), liten sotlav (VU, T), mörk blåslav (VU, T), nordlig parasitporing (VU), blanksvart spiklav (NT), blå taggsvamp (NT, T), brunpudrad nållav (NT, T), dropptaggsvamp (NT, T), dvärgbägarlav (NT, T), Ernobius explanatus (NT), gröntagging (NT), harticka (NT, T), hornvaxskinn (NT), järnsparv (NT, §4), knottrig blåslav (NT, T), kötticka (NT), ladlav (NT, T), lappmes (NT, T, §4), lavskrika (NT, T, §4), lunglav (NT, T), rosenticka (NT, T), rynkskinn (NT, T), rödbrun blekspik (NT, T), rödvingetrast (NT, §4), skogsfru (NT, §8), skrovellav (NT, T), skuggblåslav (NT, T), tallticka (NT, T), talltita (NT, §4), ullticka (NT, T), vedskivlav (NT, T), vitplätt (NT), äggvaxskivling (NT), späd brosklav (DD, T), blodticka (S, T), bårdlav (S, T), finbräken (S, T), gräsull (S), grönkulla (S, T, §8), källmossa (S), källmossor (S), kärrtrumpetmossa (S), luddlav (S, T), plattlummer (S, T, §9), skinnlav (S, T), spindelblomster (S, T, §8), stuplav (S, T), svavelriska (S), trådticka (S, T), vedticka (S, T), vitvaxing agg. (S), ängsfingersvamp (S), ögonpyrola (S, T), bergfink (T, §4), järpe (T, §4), ormbär (T), spillkråka (T, §4), tjäder (T, §4), grönsiska (§4), kungsfågel (§4), brudsporre (§8) och revlummer (§9). Se Figur 1.</w:t>
       </w:r>
     </w:p>
     <w:p>
@@ -1737,7 +1737,7 @@
         <w:rPr>
           <w:i/>
         </w:rPr>
-        <w:t>I det avverkningsanmälda skogsområdet har 60 rödlistade arter och signalarter påträffats. Detta ska jämföras med Skogsstyrelsens uppföljning 2017 av nyckelbiotoper som visade att man i genomsnitt hittar 20,6 olika rödlistade arter och signalarter i en nyckelbiotop (Wijk, S. 2017. Biologisk mångfald i nyckelbiotoper – Resultat från inventeringen “Uppföljning biologisk mångfald” 2009–2015. Rapport 4/2017 Skogsstyrelsen, Jönköping).</w:t>
+        <w:t>I det avverkningsanmälda skogsområdet har 59 rödlistade arter och signalarter påträffats. Detta ska jämföras med Skogsstyrelsens uppföljning 2017 av nyckelbiotoper som visade att man i genomsnitt hittar 20,6 olika rödlistade arter och signalarter i en nyckelbiotop (Wijk, S. 2017. Biologisk mångfald i nyckelbiotoper – Resultat från inventeringen “Uppföljning biologisk mångfald” 2009–2015. Rapport 4/2017 Skogsstyrelsen, Jönköping).</w:t>
       </w:r>
     </w:p>
     <w:p>
@@ -1766,7 +1766,7 @@
         <w:rPr>
           <w:i/>
         </w:rPr>
-        <w:t>I det avverkningsanmälda skogsområdet har 69 naturvårdsarter varav 40 rödlistade arter sina livsmiljöer och växtplatser.</w:t>
+        <w:t>I det avverkningsanmälda skogsområdet har 68 naturvårdsarter varav 40 rödlistade arter sina livsmiljöer och växtplatser.</w:t>
       </w:r>
     </w:p>
     <w:p>
@@ -2907,7 +2907,7 @@
     <w:r>
       <w:tab/>
       <w:tab/>
-      <w:t>2026-10-08</w:t>
+      <w:t>2026-10-09</w:t>
       <w:br/>
       <w:br/>
     </w:r>

--- a/klagomål/A 10563-2022 FSC-klagomål.docx
+++ b/klagomål/A 10563-2022 FSC-klagomål.docx
@@ -178,7 +178,7 @@
       <w:r>
         <w:drawing>
           <wp:inline xmlns:a="http://schemas.openxmlformats.org/drawingml/2006/main" xmlns:pic="http://schemas.openxmlformats.org/drawingml/2006/picture">
-            <wp:extent cx="5486400" cy="4910913"/>
+            <wp:extent cx="5486400" cy="4916236"/>
             <wp:docPr id="1" name="Picture 1"/>
             <wp:cNvGraphicFramePr>
               <a:graphicFrameLocks noChangeAspect="1"/>
@@ -199,7 +199,7 @@
                   <pic:spPr>
                     <a:xfrm>
                       <a:off x="0" y="0"/>
-                      <a:ext cx="5486400" cy="4910913"/>
+                      <a:ext cx="5486400" cy="4916236"/>
                     </a:xfrm>
                     <a:prstGeom prst="rect"/>
                   </pic:spPr>
@@ -221,7 +221,7 @@
     </w:p>
     <w:p>
       <w:r>
-        <w:t>I och inom 25 meter från avverkningsanmälan finns fynd av 68 naturvårdsarter, varav 40 är rödlistade, 19 är fridlysta, 41 är typiska (T) och 19 är signalarter (S): grynlav (EN), fläckporing (VU, T), gränsticka (VU, T), grönfink (VU, §4), knärot (VU, T, §8), kristallticka (VU), lateritticka (VU), liten sotlav (VU, T), mörk blåslav (VU, T), nordlig parasitporing (VU), blanksvart spiklav (NT), blå taggsvamp (NT, T), brunpudrad nållav (NT, T), dropptaggsvamp (NT, T), dvärgbägarlav (NT, T), Ernobius explanatus (NT), gröntagging (NT), harticka (NT, T), hornvaxskinn (NT), järnsparv (NT, §4), knottrig blåslav (NT, T), kötticka (NT), ladlav (NT, T), lappmes (NT, T, §4), lavskrika (NT, T, §4), lunglav (NT, T), rosenticka (NT, T), rynkskinn (NT, T), rödbrun blekspik (NT, T), rödvingetrast (NT, §4), skogsfru (NT, §8), skrovellav (NT, T), skuggblåslav (NT, T), tallticka (NT, T), talltita (NT, §4), ullticka (NT, T), vedskivlav (NT, T), vitplätt (NT), äggvaxskivling (NT), späd brosklav (DD, T), blodticka (S, T), bårdlav (S, T), finbräken (S, T), gräsull (S), grönkulla (S, T, §8), källmossa (S), källmossor (S), kärrtrumpetmossa (S), luddlav (S, T), plattlummer (S, T, §9), skinnlav (S, T), spindelblomster (S, T, §8), stuplav (S, T), svavelriska (S), trådticka (S, T), vedticka (S, T), vitvaxing agg. (S), ängsfingersvamp (S), ögonpyrola (S, T), bergfink (T, §4), järpe (T, §4), ormbär (T), spillkråka (T, §4), tjäder (T, §4), grönsiska (§4), kungsfågel (§4), brudsporre (§8) och revlummer (§9). Se Figur 1.</w:t>
+        <w:t>I och inom 25 meter från avverkningsanmälan finns fynd av 69 naturvårdsarter, varav 40 är rödlistade, 19 är fridlysta, 41 är typiska (T) och 20 är signalarter (S): grynlav (EN), fläckporing (VU, T), gränsticka (VU, T), grönfink (VU, §4), knärot (VU, T, §8), kristallticka (VU), lateritticka (VU), liten sotlav (VU, T), mörk blåslav (VU, T), nordlig parasitporing (VU), blanksvart spiklav (NT), blå taggsvamp (NT, T), brunpudrad nållav (NT, T), dropptaggsvamp (NT, T), dvärgbägarlav (NT, T), Ernobius explanatus (NT), gröntagging (NT), harticka (NT, T), hornvaxskinn (NT), järnsparv (NT, §4), knottrig blåslav (NT, T), kötticka (NT), ladlav (NT, T), lappmes (NT, T, §4), lavskrika (NT, T, §4), lunglav (NT, T), rosenticka (NT, T), rynkskinn (NT, T), rödbrun blekspik (NT, T), rödvingetrast (NT, §4), skogsfru (NT, §8), skrovellav (NT, T), skuggblåslav (NT, T), tallticka (NT, T), talltita (NT, §4), ullticka (NT, T), vedskivlav (NT, T), vitplätt (NT), äggvaxskivling (NT), späd brosklav (DD, T), blodticka (S, T), bårdlav (S, T), diskvaxskivling (S), finbräken (S, T), gräsull (S), grönkulla (S, T, §8), källmossa (S), källmossor (S), kärrtrumpetmossa (S), luddlav (S, T), plattlummer (S, T, §9), skinnlav (S, T), spindelblomster (S, T, §8), stuplav (S, T), svavelriska (S), trådticka (S, T), vedticka (S, T), vitvaxing agg. (S), ängsfingersvamp (S), ögonpyrola (S, T), bergfink (T, §4), järpe (T, §4), ormbär (T), spillkråka (T, §4), tjäder (T, §4), grönsiska (§4), kungsfågel (§4), brudsporre (§8) och revlummer (§9). Se Figur 1.</w:t>
       </w:r>
     </w:p>
     <w:p>
@@ -1737,7 +1737,7 @@
         <w:rPr>
           <w:i/>
         </w:rPr>
-        <w:t>I det avverkningsanmälda skogsområdet har 59 rödlistade arter och signalarter påträffats. Detta ska jämföras med Skogsstyrelsens uppföljning 2017 av nyckelbiotoper som visade att man i genomsnitt hittar 20,6 olika rödlistade arter och signalarter i en nyckelbiotop (Wijk, S. 2017. Biologisk mångfald i nyckelbiotoper – Resultat från inventeringen “Uppföljning biologisk mångfald” 2009–2015. Rapport 4/2017 Skogsstyrelsen, Jönköping).</w:t>
+        <w:t>I det avverkningsanmälda skogsområdet har 60 rödlistade arter och signalarter påträffats. Detta ska jämföras med Skogsstyrelsens uppföljning 2017 av nyckelbiotoper som visade att man i genomsnitt hittar 20,6 olika rödlistade arter och signalarter i en nyckelbiotop (Wijk, S. 2017. Biologisk mångfald i nyckelbiotoper – Resultat från inventeringen “Uppföljning biologisk mångfald” 2009–2015. Rapport 4/2017 Skogsstyrelsen, Jönköping).</w:t>
       </w:r>
     </w:p>
     <w:p>
@@ -1766,7 +1766,7 @@
         <w:rPr>
           <w:i/>
         </w:rPr>
-        <w:t>I det avverkningsanmälda skogsområdet har 68 naturvårdsarter varav 40 rödlistade arter sina livsmiljöer och växtplatser.</w:t>
+        <w:t>I det avverkningsanmälda skogsområdet har 69 naturvårdsarter varav 40 rödlistade arter sina livsmiljöer och växtplatser.</w:t>
       </w:r>
     </w:p>
     <w:p>
@@ -2907,7 +2907,7 @@
     <w:r>
       <w:tab/>
       <w:tab/>
-      <w:t>2026-10-09</w:t>
+      <w:t>2026-10-10</w:t>
       <w:br/>
       <w:br/>
     </w:r>

--- a/klagomål/A 10563-2022 FSC-klagomål.docx
+++ b/klagomål/A 10563-2022 FSC-klagomål.docx
@@ -2907,7 +2907,7 @@
     <w:r>
       <w:tab/>
       <w:tab/>
-      <w:t>2026-10-10</w:t>
+      <w:t>2026-10-11</w:t>
       <w:br/>
       <w:br/>
     </w:r>

--- a/klagomål/A 10563-2022 FSC-klagomål.docx
+++ b/klagomål/A 10563-2022 FSC-klagomål.docx
@@ -178,7 +178,7 @@
       <w:r>
         <w:drawing>
           <wp:inline xmlns:a="http://schemas.openxmlformats.org/drawingml/2006/main" xmlns:pic="http://schemas.openxmlformats.org/drawingml/2006/picture">
-            <wp:extent cx="5486400" cy="4916236"/>
+            <wp:extent cx="5486400" cy="4918252"/>
             <wp:docPr id="1" name="Picture 1"/>
             <wp:cNvGraphicFramePr>
               <a:graphicFrameLocks noChangeAspect="1"/>
@@ -199,7 +199,7 @@
                   <pic:spPr>
                     <a:xfrm>
                       <a:off x="0" y="0"/>
-                      <a:ext cx="5486400" cy="4916236"/>
+                      <a:ext cx="5486400" cy="4918252"/>
                     </a:xfrm>
                     <a:prstGeom prst="rect"/>
                   </pic:spPr>
@@ -2907,7 +2907,7 @@
     <w:r>
       <w:tab/>
       <w:tab/>
-      <w:t>2026-10-11</w:t>
+      <w:t>2026-10-12</w:t>
       <w:br/>
       <w:br/>
     </w:r>

--- a/klagomål/A 10563-2022 FSC-klagomål.docx
+++ b/klagomål/A 10563-2022 FSC-klagomål.docx
@@ -2907,7 +2907,7 @@
     <w:r>
       <w:tab/>
       <w:tab/>
-      <w:t>2026-10-12</w:t>
+      <w:t>2026-10-13</w:t>
       <w:br/>
       <w:br/>
     </w:r>

--- a/klagomål/A 10563-2022 FSC-klagomål.docx
+++ b/klagomål/A 10563-2022 FSC-klagomål.docx
@@ -2907,7 +2907,7 @@
     <w:r>
       <w:tab/>
       <w:tab/>
-      <w:t>2026-10-13</w:t>
+      <w:t>2026-10-14</w:t>
       <w:br/>
       <w:br/>
     </w:r>

--- a/klagomål/A 10563-2022 FSC-klagomål.docx
+++ b/klagomål/A 10563-2022 FSC-klagomål.docx
@@ -2907,7 +2907,7 @@
     <w:r>
       <w:tab/>
       <w:tab/>
-      <w:t>2026-10-14</w:t>
+      <w:t>2026-10-15</w:t>
       <w:br/>
       <w:br/>
     </w:r>

--- a/klagomål/A 10563-2022 FSC-klagomål.docx
+++ b/klagomål/A 10563-2022 FSC-klagomål.docx
@@ -2907,7 +2907,7 @@
     <w:r>
       <w:tab/>
       <w:tab/>
-      <w:t>2026-10-15</w:t>
+      <w:t>2026-10-16</w:t>
       <w:br/>
       <w:br/>
     </w:r>

--- a/klagomål/A 10563-2022 FSC-klagomål.docx
+++ b/klagomål/A 10563-2022 FSC-klagomål.docx
@@ -2907,7 +2907,7 @@
     <w:r>
       <w:tab/>
       <w:tab/>
-      <w:t>2026-10-16</w:t>
+      <w:t>2026-10-17</w:t>
       <w:br/>
       <w:br/>
     </w:r>

--- a/klagomål/A 10563-2022 FSC-klagomål.docx
+++ b/klagomål/A 10563-2022 FSC-klagomål.docx
@@ -2907,7 +2907,7 @@
     <w:r>
       <w:tab/>
       <w:tab/>
-      <w:t>2026-10-17</w:t>
+      <w:t>2026-10-18</w:t>
       <w:br/>
       <w:br/>
     </w:r>

--- a/klagomål/A 10563-2022 FSC-klagomål.docx
+++ b/klagomål/A 10563-2022 FSC-klagomål.docx
@@ -2907,7 +2907,7 @@
     <w:r>
       <w:tab/>
       <w:tab/>
-      <w:t>2026-10-18</w:t>
+      <w:t>2026-10-19</w:t>
       <w:br/>
       <w:br/>
     </w:r>

--- a/klagomål/A 10563-2022 FSC-klagomål.docx
+++ b/klagomål/A 10563-2022 FSC-klagomål.docx
@@ -2907,7 +2907,7 @@
     <w:r>
       <w:tab/>
       <w:tab/>
-      <w:t>2026-10-19</w:t>
+      <w:t>2026-10-20</w:t>
       <w:br/>
       <w:br/>
     </w:r>

--- a/klagomål/A 10563-2022 FSC-klagomål.docx
+++ b/klagomål/A 10563-2022 FSC-klagomål.docx
@@ -2907,7 +2907,7 @@
     <w:r>
       <w:tab/>
       <w:tab/>
-      <w:t>2026-10-20</w:t>
+      <w:t>2026-10-21</w:t>
       <w:br/>
       <w:br/>
     </w:r>

--- a/klagomål/A 10563-2022 FSC-klagomål.docx
+++ b/klagomål/A 10563-2022 FSC-klagomål.docx
@@ -2907,7 +2907,7 @@
     <w:r>
       <w:tab/>
       <w:tab/>
-      <w:t>2026-10-21</w:t>
+      <w:t>2026-10-22</w:t>
       <w:br/>
       <w:br/>
     </w:r>

--- a/klagomål/A 10563-2022 FSC-klagomål.docx
+++ b/klagomål/A 10563-2022 FSC-klagomål.docx
@@ -2907,7 +2907,7 @@
     <w:r>
       <w:tab/>
       <w:tab/>
-      <w:t>2026-10-22</w:t>
+      <w:t>2026-10-23</w:t>
       <w:br/>
       <w:br/>
     </w:r>

--- a/klagomål/A 10563-2022 FSC-klagomål.docx
+++ b/klagomål/A 10563-2022 FSC-klagomål.docx
@@ -2907,7 +2907,7 @@
     <w:r>
       <w:tab/>
       <w:tab/>
-      <w:t>2026-10-23</w:t>
+      <w:t>2026-10-24</w:t>
       <w:br/>
       <w:br/>
     </w:r>

--- a/klagomål/A 10563-2022 FSC-klagomål.docx
+++ b/klagomål/A 10563-2022 FSC-klagomål.docx
@@ -2907,7 +2907,7 @@
     <w:r>
       <w:tab/>
       <w:tab/>
-      <w:t>2026-10-24</w:t>
+      <w:t>2026-10-25</w:t>
       <w:br/>
       <w:br/>
     </w:r>

--- a/klagomål/A 10563-2022 FSC-klagomål.docx
+++ b/klagomål/A 10563-2022 FSC-klagomål.docx
@@ -2907,7 +2907,7 @@
     <w:r>
       <w:tab/>
       <w:tab/>
-      <w:t>2026-10-25</w:t>
+      <w:t>2026-10-26</w:t>
       <w:br/>
       <w:br/>
     </w:r>

--- a/klagomål/A 10563-2022 FSC-klagomål.docx
+++ b/klagomål/A 10563-2022 FSC-klagomål.docx
@@ -2907,7 +2907,7 @@
     <w:r>
       <w:tab/>
       <w:tab/>
-      <w:t>2026-10-26</w:t>
+      <w:t>2026-10-27</w:t>
       <w:br/>
       <w:br/>
     </w:r>

--- a/klagomål/A 10563-2022 FSC-klagomål.docx
+++ b/klagomål/A 10563-2022 FSC-klagomål.docx
@@ -2907,7 +2907,7 @@
     <w:r>
       <w:tab/>
       <w:tab/>
-      <w:t>2026-10-27</w:t>
+      <w:t>2026-10-28</w:t>
       <w:br/>
       <w:br/>
     </w:r>

--- a/klagomål/A 10563-2022 FSC-klagomål.docx
+++ b/klagomål/A 10563-2022 FSC-klagomål.docx
@@ -2907,7 +2907,7 @@
     <w:r>
       <w:tab/>
       <w:tab/>
-      <w:t>2026-10-28</w:t>
+      <w:t>2026-10-29</w:t>
       <w:br/>
       <w:br/>
     </w:r>

--- a/klagomål/A 10563-2022 FSC-klagomål.docx
+++ b/klagomål/A 10563-2022 FSC-klagomål.docx
@@ -2907,7 +2907,7 @@
     <w:r>
       <w:tab/>
       <w:tab/>
-      <w:t>2026-10-29</w:t>
+      <w:t>2026-10-31</w:t>
       <w:br/>
       <w:br/>
     </w:r>
